--- a/docs/lab-2/report.docx
+++ b/docs/lab-2/report.docx
@@ -6,6 +6,7 @@
       <w:pPr>
         <w:jc w:val="center"/>
         <w:rPr>
+          <w:rFonts w:cs="Times New Roman"/>
           <w:b/>
           <w:bCs/>
           <w:szCs w:val="28"/>
@@ -13,6 +14,7 @@
       </w:pPr>
       <w:r>
         <w:rPr>
+          <w:rFonts w:cs="Times New Roman"/>
           <w:b/>
           <w:bCs/>
           <w:szCs w:val="28"/>
@@ -24,6 +26,7 @@
       <w:pPr>
         <w:jc w:val="center"/>
         <w:rPr>
+          <w:rFonts w:cs="Times New Roman"/>
           <w:b/>
           <w:bCs/>
           <w:szCs w:val="28"/>
@@ -31,6 +34,7 @@
       </w:pPr>
       <w:r>
         <w:rPr>
+          <w:rFonts w:cs="Times New Roman"/>
           <w:b/>
           <w:bCs/>
           <w:szCs w:val="28"/>
@@ -42,6 +46,7 @@
       <w:pPr>
         <w:jc w:val="center"/>
         <w:rPr>
+          <w:rFonts w:cs="Times New Roman"/>
           <w:b/>
           <w:bCs/>
           <w:szCs w:val="28"/>
@@ -49,6 +54,7 @@
       </w:pPr>
       <w:r>
         <w:rPr>
+          <w:rFonts w:cs="Times New Roman"/>
           <w:b/>
           <w:bCs/>
           <w:szCs w:val="28"/>
@@ -59,6 +65,7 @@
     <w:p>
       <w:pPr>
         <w:rPr>
+          <w:rFonts w:cs="Times New Roman"/>
           <w:b/>
           <w:bCs/>
           <w:szCs w:val="28"/>
@@ -68,6 +75,7 @@
     <w:p>
       <w:pPr>
         <w:rPr>
+          <w:rFonts w:cs="Times New Roman"/>
           <w:b/>
           <w:bCs/>
           <w:szCs w:val="28"/>
@@ -77,6 +85,7 @@
     <w:p>
       <w:pPr>
         <w:rPr>
+          <w:rFonts w:cs="Times New Roman"/>
           <w:b/>
           <w:bCs/>
           <w:szCs w:val="28"/>
@@ -87,6 +96,7 @@
       <w:pPr>
         <w:jc w:val="center"/>
         <w:rPr>
+          <w:rFonts w:cs="Times New Roman"/>
           <w:b/>
           <w:bCs/>
           <w:szCs w:val="28"/>
@@ -97,14 +107,18 @@
       <w:pPr>
         <w:pStyle w:val="afff0"/>
         <w:rPr>
+          <w:rFonts w:cs="Times New Roman"/>
           <w:b/>
           <w:bCs/>
+          <w:szCs w:val="28"/>
         </w:rPr>
       </w:pPr>
       <w:r>
         <w:rPr>
+          <w:rFonts w:cs="Times New Roman"/>
           <w:b/>
           <w:bCs/>
+          <w:szCs w:val="28"/>
         </w:rPr>
         <w:t>ЛАБОРАТОРНА РОБОТА № 2</w:t>
       </w:r>
@@ -114,12 +128,15 @@
         <w:ind w:firstLine="0"/>
         <w:jc w:val="center"/>
         <w:rPr>
+          <w:rFonts w:cs="Times New Roman"/>
           <w:b/>
           <w:bCs/>
+          <w:szCs w:val="28"/>
         </w:rPr>
       </w:pPr>
       <w:r>
         <w:rPr>
+          <w:rFonts w:cs="Times New Roman"/>
           <w:b/>
           <w:bCs/>
           <w:szCs w:val="28"/>
@@ -131,6 +148,7 @@
       <w:pPr>
         <w:jc w:val="center"/>
         <w:rPr>
+          <w:rFonts w:cs="Times New Roman"/>
           <w:szCs w:val="28"/>
         </w:rPr>
       </w:pPr>
@@ -139,6 +157,7 @@
       <w:pPr>
         <w:jc w:val="center"/>
         <w:rPr>
+          <w:rFonts w:cs="Times New Roman"/>
           <w:szCs w:val="28"/>
         </w:rPr>
       </w:pPr>
@@ -146,6 +165,7 @@
     <w:p>
       <w:pPr>
         <w:rPr>
+          <w:rFonts w:cs="Times New Roman"/>
           <w:szCs w:val="28"/>
         </w:rPr>
       </w:pPr>
@@ -154,6 +174,7 @@
       <w:pPr>
         <w:jc w:val="center"/>
         <w:rPr>
+          <w:rFonts w:cs="Times New Roman"/>
           <w:szCs w:val="28"/>
         </w:rPr>
       </w:pPr>
@@ -163,11 +184,13 @@
         <w:ind w:left="5670" w:hanging="425"/>
         <w:jc w:val="right"/>
         <w:rPr>
+          <w:rFonts w:cs="Times New Roman"/>
           <w:szCs w:val="28"/>
         </w:rPr>
       </w:pPr>
       <w:r>
         <w:rPr>
+          <w:rFonts w:cs="Times New Roman"/>
           <w:szCs w:val="28"/>
         </w:rPr>
         <w:t>Виконав студент ІІ курсу</w:t>
@@ -178,11 +201,13 @@
         <w:ind w:left="5670" w:hanging="425"/>
         <w:jc w:val="right"/>
         <w:rPr>
+          <w:rFonts w:cs="Times New Roman"/>
           <w:szCs w:val="28"/>
         </w:rPr>
       </w:pPr>
       <w:r>
         <w:rPr>
+          <w:rFonts w:cs="Times New Roman"/>
           <w:szCs w:val="28"/>
         </w:rPr>
         <w:t>спеціальності «Інженерія</w:t>
@@ -193,11 +218,13 @@
         <w:ind w:left="5670" w:hanging="425"/>
         <w:jc w:val="right"/>
         <w:rPr>
+          <w:rFonts w:cs="Times New Roman"/>
           <w:szCs w:val="28"/>
         </w:rPr>
       </w:pPr>
       <w:r>
         <w:rPr>
+          <w:rFonts w:cs="Times New Roman"/>
           <w:szCs w:val="28"/>
         </w:rPr>
         <w:t>програмного забезпечення»</w:t>
@@ -208,27 +235,22 @@
         <w:ind w:left="5670" w:hanging="425"/>
         <w:jc w:val="right"/>
         <w:rPr>
-          <w:szCs w:val="28"/>
-        </w:rPr>
-      </w:pPr>
-      <w:proofErr w:type="spellStart"/>
+          <w:rFonts w:cs="Times New Roman"/>
+          <w:szCs w:val="28"/>
+        </w:rPr>
+      </w:pPr>
       <w:r>
         <w:rPr>
-          <w:szCs w:val="28"/>
-        </w:rPr>
-        <w:t>Бабічук</w:t>
-      </w:r>
-      <w:proofErr w:type="spellEnd"/>
-      <w:r>
-        <w:rPr>
-          <w:szCs w:val="28"/>
-        </w:rPr>
-        <w:t xml:space="preserve"> Дмитро Миколайович</w:t>
+          <w:rFonts w:cs="Times New Roman"/>
+          <w:szCs w:val="28"/>
+        </w:rPr>
+        <w:t>Бабічук Дмитро Миколайович</w:t>
       </w:r>
     </w:p>
     <w:p>
       <w:pPr>
         <w:rPr>
+          <w:rFonts w:cs="Times New Roman"/>
           <w:b/>
           <w:bCs/>
           <w:szCs w:val="28"/>
@@ -238,6 +260,7 @@
     <w:p>
       <w:pPr>
         <w:rPr>
+          <w:rFonts w:cs="Times New Roman"/>
           <w:b/>
           <w:bCs/>
           <w:szCs w:val="28"/>
@@ -248,6 +271,7 @@
       <w:pPr>
         <w:ind w:firstLine="0"/>
         <w:rPr>
+          <w:rFonts w:cs="Times New Roman"/>
           <w:b/>
           <w:bCs/>
           <w:szCs w:val="28"/>
@@ -258,6 +282,7 @@
       <w:pPr>
         <w:ind w:left="2832" w:firstLine="708"/>
         <w:rPr>
+          <w:rFonts w:cs="Times New Roman"/>
           <w:b/>
           <w:bCs/>
           <w:szCs w:val="28"/>
@@ -268,6 +293,7 @@
       <w:pPr>
         <w:ind w:left="2832" w:firstLine="708"/>
         <w:rPr>
+          <w:rFonts w:cs="Times New Roman"/>
           <w:b/>
           <w:bCs/>
           <w:szCs w:val="28"/>
@@ -278,6 +304,7 @@
       <w:pPr>
         <w:ind w:left="2832" w:firstLine="708"/>
         <w:rPr>
+          <w:rFonts w:cs="Times New Roman"/>
           <w:b/>
           <w:bCs/>
           <w:szCs w:val="28"/>
@@ -288,6 +315,7 @@
       <w:pPr>
         <w:ind w:left="2832" w:firstLine="708"/>
         <w:rPr>
+          <w:rFonts w:cs="Times New Roman"/>
           <w:b/>
           <w:bCs/>
           <w:szCs w:val="28"/>
@@ -298,6 +326,7 @@
       <w:pPr>
         <w:ind w:firstLine="0"/>
         <w:rPr>
+          <w:rFonts w:cs="Times New Roman"/>
           <w:b/>
           <w:bCs/>
           <w:szCs w:val="28"/>
@@ -308,6 +337,7 @@
       <w:pPr>
         <w:ind w:left="2832" w:firstLine="708"/>
         <w:rPr>
+          <w:rFonts w:cs="Times New Roman"/>
           <w:b/>
           <w:bCs/>
           <w:szCs w:val="28"/>
@@ -318,6 +348,7 @@
       <w:pPr>
         <w:ind w:left="2832" w:firstLine="708"/>
         <w:rPr>
+          <w:rFonts w:cs="Times New Roman"/>
           <w:b/>
           <w:bCs/>
           <w:szCs w:val="28"/>
@@ -328,6 +359,7 @@
       <w:pPr>
         <w:ind w:left="2832" w:firstLine="708"/>
         <w:rPr>
+          <w:rFonts w:cs="Times New Roman"/>
           <w:b/>
           <w:bCs/>
           <w:szCs w:val="28"/>
@@ -338,6 +370,7 @@
       <w:pPr>
         <w:ind w:left="2832" w:firstLine="708"/>
         <w:rPr>
+          <w:rFonts w:cs="Times New Roman"/>
           <w:b/>
           <w:bCs/>
           <w:szCs w:val="28"/>
@@ -345,6 +378,7 @@
       </w:pPr>
       <w:r>
         <w:rPr>
+          <w:rFonts w:cs="Times New Roman"/>
           <w:b/>
           <w:bCs/>
           <w:szCs w:val="28"/>
@@ -353,6 +387,7 @@
       </w:r>
       <w:r>
         <w:rPr>
+          <w:rFonts w:cs="Times New Roman"/>
           <w:b/>
           <w:bCs/>
           <w:szCs w:val="28"/>
@@ -361,6 +396,7 @@
       </w:r>
       <w:r>
         <w:rPr>
+          <w:rFonts w:cs="Times New Roman"/>
           <w:b/>
           <w:bCs/>
           <w:szCs w:val="28"/>
@@ -369,6 +405,7 @@
       </w:r>
       <w:r>
         <w:rPr>
+          <w:rFonts w:cs="Times New Roman"/>
           <w:b/>
           <w:bCs/>
           <w:szCs w:val="28"/>
@@ -379,52 +416,55 @@
     <w:p>
       <w:pPr>
         <w:pageBreakBefore/>
-        <w:widowControl/>
-        <w:spacing w:line="360" w:lineRule="auto" w:before="0" w:after="120"/>
+        <w:spacing w:after="120"/>
         <w:ind w:firstLine="709"/>
-        <w:jc w:val="both"/>
+        <w:rPr>
+          <w:rFonts w:cs="Times New Roman"/>
+          <w:szCs w:val="28"/>
+        </w:rPr>
       </w:pPr>
       <w:r>
         <w:rPr>
-          <w:rFonts w:ascii="Times New Roman" w:hAnsi="Times New Roman"/>
+          <w:rFonts w:cs="Times New Roman"/>
           <w:b/>
           <w:color w:val="000000"/>
-          <w:sz w:val="28"/>
-        </w:rPr>
+          <w:szCs w:val="28"/>
+        </w:rPr>
+        <w:lastRenderedPageBreak/>
         <w:t>Мета:</w:t>
       </w:r>
       <w:r>
         <w:rPr>
-          <w:rFonts w:ascii="Times New Roman" w:hAnsi="Times New Roman"/>
-          <w:b w:val="0"/>
+          <w:rFonts w:cs="Times New Roman"/>
           <w:color w:val="000000"/>
-          <w:sz w:val="28"/>
+          <w:szCs w:val="28"/>
         </w:rPr>
         <w:t xml:space="preserve"> Розробити фінальний дизайн веб-платформи CritiqueCore на основі попередніх макетів та підготувати його до майбутньої реалізації на React.</w:t>
       </w:r>
     </w:p>
     <w:p>
       <w:pPr>
-        <w:widowControl/>
-        <w:spacing w:line="360" w:lineRule="auto" w:before="0" w:after="120"/>
+        <w:spacing w:after="120"/>
         <w:ind w:firstLine="709"/>
-        <w:jc w:val="both"/>
+        <w:rPr>
+          <w:rFonts w:cs="Times New Roman"/>
+          <w:szCs w:val="28"/>
+        </w:rPr>
       </w:pPr>
       <w:r>
         <w:rPr>
-          <w:rFonts w:ascii="Times New Roman" w:hAnsi="Times New Roman"/>
+          <w:rFonts w:cs="Times New Roman"/>
           <w:b/>
           <w:color w:val="000000"/>
-          <w:sz w:val="28"/>
+          <w:szCs w:val="28"/>
         </w:rPr>
         <w:t>Завдання до роботи:</w:t>
       </w:r>
       <w:r>
         <w:rPr>
-          <w:rFonts w:ascii="Times New Roman" w:hAnsi="Times New Roman"/>
-          <w:b w:val="0"/>
+          <w:rFonts w:cs="Times New Roman"/>
           <w:color w:val="000000"/>
-          <w:sz w:val="28"/>
+          <w:szCs w:val="28"/>
         </w:rPr>
         <w:t xml:space="preserve"> Спроєктувати щонайменше три сторінки та авторизацію, узгодити елементи інтерфейсу, представити ідею з ілюстраціями й оформити результати.</w:t>
       </w:r>
@@ -432,67 +472,72 @@
     <w:p>
       <w:pPr>
         <w:keepNext/>
-        <w:spacing w:before="0" w:after="160" w:line="276" w:lineRule="auto"/>
+        <w:spacing w:after="160" w:line="276" w:lineRule="auto"/>
         <w:ind w:firstLine="0"/>
         <w:jc w:val="center"/>
+        <w:rPr>
+          <w:rFonts w:cs="Times New Roman"/>
+          <w:szCs w:val="28"/>
+        </w:rPr>
       </w:pPr>
       <w:r>
         <w:rPr>
-          <w:rFonts w:ascii="Times New Roman" w:hAnsi="Times New Roman"/>
+          <w:rFonts w:cs="Times New Roman"/>
           <w:b/>
           <w:color w:val="000000"/>
-          <w:sz w:val="28"/>
+          <w:szCs w:val="28"/>
         </w:rPr>
         <w:t>Хід роботи</w:t>
       </w:r>
     </w:p>
     <w:p>
       <w:pPr>
-        <w:keepNext/>
-        <w:spacing w:before="0" w:after="160" w:line="276" w:lineRule="auto"/>
-        <w:ind w:firstLine="0"/>
-        <w:jc w:val="left"/>
+        <w:pStyle w:val="10"/>
+        <w:rPr>
+          <w:rFonts w:cs="Times New Roman"/>
+          <w:szCs w:val="28"/>
+        </w:rPr>
       </w:pPr>
       <w:r>
         <w:rPr>
-          <w:rFonts w:ascii="Times New Roman" w:hAnsi="Times New Roman"/>
-          <w:b/>
-          <w:color w:val="000000"/>
-          <w:sz w:val="28"/>
-        </w:rPr>
-        <w:t>1 Ідея веб-платформи CritiqueCore</w:t>
+          <w:rFonts w:cs="Times New Roman"/>
+          <w:szCs w:val="28"/>
+        </w:rPr>
+        <w:t>Ідея веб-платформи CritiqueCore</w:t>
       </w:r>
     </w:p>
     <w:p>
       <w:pPr>
-        <w:widowControl/>
-        <w:spacing w:line="360" w:lineRule="auto" w:before="0" w:after="120"/>
+        <w:spacing w:after="120"/>
         <w:ind w:firstLine="709"/>
-        <w:jc w:val="both"/>
+        <w:rPr>
+          <w:rFonts w:cs="Times New Roman"/>
+          <w:szCs w:val="28"/>
+        </w:rPr>
       </w:pPr>
       <w:r>
         <w:rPr>
-          <w:rFonts w:ascii="Times New Roman" w:hAnsi="Times New Roman"/>
-          <w:b w:val="0"/>
+          <w:rFonts w:cs="Times New Roman"/>
           <w:color w:val="000000"/>
-          <w:sz w:val="28"/>
+          <w:szCs w:val="28"/>
         </w:rPr>
         <w:t>CritiqueCore призначена для студентів, менторів та викладачів, які обговорюють навчальний код і лабораторні роботи. Платформа поєднує тематичні обговорення з Code Review: код відокремлено від пояснень, а коментар можна пов’язати з конкретним рядком. Це допомагає зберігати контекст запитання та знаходити вже запропоновані рішення.</w:t>
       </w:r>
     </w:p>
     <w:p>
       <w:pPr>
-        <w:widowControl/>
-        <w:spacing w:line="360" w:lineRule="auto" w:before="0" w:after="120"/>
+        <w:spacing w:after="120"/>
         <w:ind w:firstLine="709"/>
-        <w:jc w:val="both"/>
+        <w:rPr>
+          <w:rFonts w:cs="Times New Roman"/>
+          <w:szCs w:val="28"/>
+        </w:rPr>
       </w:pPr>
       <w:r>
         <w:rPr>
-          <w:rFonts w:ascii="Times New Roman" w:hAnsi="Times New Roman"/>
-          <w:b w:val="0"/>
+          <w:rFonts w:cs="Times New Roman"/>
           <w:color w:val="000000"/>
-          <w:sz w:val="28"/>
+          <w:szCs w:val="28"/>
         </w:rPr>
         <w:t>Студент публікує тему, додає приклад і отримує відгук. Ментор або викладач пояснює проблему, а прийнята відповідь чи статус перевірки показує результат обговорення. Сама платформа запланована як React SPA; технології у демонстраційних дописах є темами навчальних запитань.</w:t>
       </w:r>
@@ -503,24 +548,34 @@
         <w:spacing w:after="40" w:line="240" w:lineRule="auto"/>
         <w:ind w:firstLine="0"/>
         <w:jc w:val="center"/>
+        <w:rPr>
+          <w:rFonts w:cs="Times New Roman"/>
+          <w:szCs w:val="28"/>
+        </w:rPr>
       </w:pPr>
       <w:r>
+        <w:rPr>
+          <w:rFonts w:cs="Times New Roman"/>
+          <w:noProof/>
+          <w:szCs w:val="28"/>
+        </w:rPr>
         <w:drawing>
-          <wp:inline xmlns:a="http://schemas.openxmlformats.org/drawingml/2006/main" xmlns:pic="http://schemas.openxmlformats.org/drawingml/2006/picture">
+          <wp:inline distT="0" distB="0" distL="0" distR="0" wp14:anchorId="7BDBA63F" wp14:editId="3485B7AC">
             <wp:extent cx="5940000" cy="2227500"/>
+            <wp:effectExtent l="0" t="0" r="0" b="0"/>
             <wp:docPr id="1" name="Picture 1" descr="Рисунок 1 — Основний сценарій користувача CritiqueCore"/>
             <wp:cNvGraphicFramePr>
-              <a:graphicFrameLocks noChangeAspect="1"/>
+              <a:graphicFrameLocks xmlns:a="http://schemas.openxmlformats.org/drawingml/2006/main" noChangeAspect="1"/>
             </wp:cNvGraphicFramePr>
-            <a:graphic>
+            <a:graphic xmlns:a="http://schemas.openxmlformats.org/drawingml/2006/main">
               <a:graphicData uri="http://schemas.openxmlformats.org/drawingml/2006/picture">
-                <pic:pic>
+                <pic:pic xmlns:pic="http://schemas.openxmlformats.org/drawingml/2006/picture">
                   <pic:nvPicPr>
                     <pic:cNvPr id="0" name="user-flow.png"/>
                     <pic:cNvPicPr/>
                   </pic:nvPicPr>
                   <pic:blipFill>
-                    <a:blip r:embed="rId16"/>
+                    <a:blip r:embed="rId8"/>
                     <a:stretch>
                       <a:fillRect/>
                     </a:stretch>
@@ -530,7 +585,9 @@
                       <a:off x="0" y="0"/>
                       <a:ext cx="5940000" cy="2227500"/>
                     </a:xfrm>
-                    <a:prstGeom prst="rect"/>
+                    <a:prstGeom prst="rect">
+                      <a:avLst/>
+                    </a:prstGeom>
                   </pic:spPr>
                 </pic:pic>
               </a:graphicData>
@@ -541,115 +598,80 @@
     </w:p>
     <w:p>
       <w:pPr>
-        <w:spacing w:line="240" w:lineRule="auto" w:after="120"/>
+        <w:spacing w:after="120" w:line="240" w:lineRule="auto"/>
         <w:ind w:firstLine="0"/>
         <w:jc w:val="center"/>
+        <w:rPr>
+          <w:rFonts w:cs="Times New Roman"/>
+          <w:szCs w:val="28"/>
+        </w:rPr>
       </w:pPr>
       <w:r>
         <w:rPr>
-          <w:rFonts w:ascii="Times New Roman" w:hAnsi="Times New Roman"/>
-          <w:b w:val="0"/>
+          <w:rFonts w:cs="Times New Roman"/>
           <w:color w:val="000000"/>
-          <w:sz w:val="22"/>
-        </w:rPr>
-        <w:t>Рисунок 1 — Основний сценарій користувача CritiqueCore</w:t>
+          <w:szCs w:val="28"/>
+        </w:rPr>
+        <w:t>Рисунок 1 Основний сценарій користувача CritiqueCore</w:t>
       </w:r>
     </w:p>
     <w:p>
       <w:pPr>
-        <w:keepNext/>
-        <w:spacing w:before="0" w:after="160" w:line="276" w:lineRule="auto"/>
-        <w:ind w:firstLine="0"/>
-        <w:jc w:val="left"/>
+        <w:pStyle w:val="10"/>
+        <w:rPr>
+          <w:rFonts w:cs="Times New Roman"/>
+          <w:szCs w:val="28"/>
+        </w:rPr>
       </w:pPr>
       <w:r>
         <w:rPr>
-          <w:rFonts w:ascii="Times New Roman" w:hAnsi="Times New Roman"/>
-          <w:b/>
-          <w:color w:val="000000"/>
-          <w:sz w:val="28"/>
-        </w:rPr>
-        <w:t>Матеріали дизайну</w:t>
+          <w:rFonts w:cs="Times New Roman"/>
+          <w:szCs w:val="28"/>
+        </w:rPr>
+        <w:t>Спільні правила інтерфейсу та UI Kit</w:t>
       </w:r>
     </w:p>
     <w:p>
       <w:pPr>
         <w:spacing w:after="120"/>
-        <w:ind w:firstLine="0"/>
-      </w:pPr>
-      <w:hyperlink r:id="rId17">
-        <w:r>
-          <w:rPr>
-            <w:rFonts w:ascii="Times New Roman" w:hAnsi="Times New Roman"/>
-            <w:sz w:val="28"/>
-          </w:rPr>
-          <w:t>Фінальні екрани CritiqueCore у Figma</w:t>
-        </w:r>
-      </w:hyperlink>
-    </w:p>
-    <w:p>
-      <w:pPr>
-        <w:spacing w:after="120"/>
-        <w:ind w:firstLine="0"/>
-      </w:pPr>
-      <w:hyperlink r:id="rId18">
-        <w:r>
-          <w:rPr>
-            <w:rFonts w:ascii="Times New Roman" w:hAnsi="Times New Roman"/>
-            <w:sz w:val="28"/>
-          </w:rPr>
-          <w:t>UI Kit CritiqueCore у Figma</w:t>
-        </w:r>
-      </w:hyperlink>
-    </w:p>
-    <w:p>
-      <w:pPr>
-        <w:keepNext/>
-        <w:pageBreakBefore/>
-        <w:spacing w:before="0" w:after="160" w:line="276" w:lineRule="auto"/>
-        <w:ind w:firstLine="0"/>
-        <w:jc w:val="left"/>
+        <w:ind w:firstLine="709"/>
+        <w:rPr>
+          <w:rFonts w:cs="Times New Roman"/>
+          <w:szCs w:val="28"/>
+        </w:rPr>
       </w:pPr>
       <w:r>
         <w:rPr>
-          <w:rFonts w:ascii="Times New Roman" w:hAnsi="Times New Roman"/>
-          <w:b/>
+          <w:rFonts w:cs="Times New Roman"/>
           <w:color w:val="000000"/>
-          <w:sz w:val="28"/>
-        </w:rPr>
-        <w:t>2 Спільні правила інтерфейсу та UI Kit</w:t>
+          <w:szCs w:val="28"/>
+        </w:rPr>
+        <w:t xml:space="preserve">Для фінальних екранів сформовано UI Kit зі спільними кольорами, типографікою, кнопками та полями. Inter використовується для інтерфейсу, JetBrains Mono для коду. Фіолетовий колір позначає основну дію, зелений — </w:t>
+      </w:r>
+      <w:r>
+        <w:rPr>
+          <w:rFonts w:cs="Times New Roman"/>
+          <w:color w:val="000000"/>
+          <w:szCs w:val="28"/>
+        </w:rPr>
+        <w:lastRenderedPageBreak/>
+        <w:t>вирішення, жовтий — потребу в змінах; значення стану завжди підписано текстом.</w:t>
       </w:r>
     </w:p>
     <w:p>
       <w:pPr>
-        <w:widowControl/>
-        <w:spacing w:line="360" w:lineRule="auto" w:before="0" w:after="120"/>
+        <w:spacing w:after="120"/>
         <w:ind w:firstLine="709"/>
-        <w:jc w:val="both"/>
+        <w:rPr>
+          <w:rFonts w:cs="Times New Roman"/>
+          <w:szCs w:val="28"/>
+        </w:rPr>
       </w:pPr>
       <w:r>
         <w:rPr>
-          <w:rFonts w:ascii="Times New Roman" w:hAnsi="Times New Roman"/>
-          <w:b w:val="0"/>
+          <w:rFonts w:cs="Times New Roman"/>
           <w:color w:val="000000"/>
-          <w:sz w:val="28"/>
-        </w:rPr>
-        <w:t>Для фінальних екранів сформовано UI Kit зі спільними кольорами, типографікою, кнопками та полями. Inter використовується для інтерфейсу, JetBrains Mono — для коду. Фіолетовий колір позначає основну дію, зелений — вирішення, жовтий — потребу в змінах; значення стану завжди підписано текстом.</w:t>
-      </w:r>
-    </w:p>
-    <w:p>
-      <w:pPr>
-        <w:widowControl/>
-        <w:spacing w:line="360" w:lineRule="auto" w:before="0" w:after="120"/>
-        <w:ind w:firstLine="709"/>
-        <w:jc w:val="both"/>
-      </w:pPr>
-      <w:r>
-        <w:rPr>
-          <w:rFonts w:ascii="Times New Roman" w:hAnsi="Times New Roman"/>
-          <w:b w:val="0"/>
-          <w:color w:val="000000"/>
-          <w:sz w:val="28"/>
+          <w:szCs w:val="28"/>
         </w:rPr>
         <w:t>Кнопки мають варіанти Primary і Secondary та стани Default, Hover, Focus і Disabled. Для полів підготовлено Default, Focus, Error і Disabled. Стилі тексту та змінні кольорів, відступів і радіусів дозволяють узгоджено змінювати дизайн.</w:t>
       </w:r>
@@ -660,24 +682,34 @@
         <w:spacing w:after="40" w:line="240" w:lineRule="auto"/>
         <w:ind w:firstLine="0"/>
         <w:jc w:val="center"/>
+        <w:rPr>
+          <w:rFonts w:cs="Times New Roman"/>
+          <w:szCs w:val="28"/>
+        </w:rPr>
       </w:pPr>
       <w:r>
+        <w:rPr>
+          <w:rFonts w:cs="Times New Roman"/>
+          <w:noProof/>
+          <w:szCs w:val="28"/>
+        </w:rPr>
         <w:drawing>
-          <wp:inline xmlns:a="http://schemas.openxmlformats.org/drawingml/2006/main" xmlns:pic="http://schemas.openxmlformats.org/drawingml/2006/picture">
+          <wp:inline distT="0" distB="0" distL="0" distR="0" wp14:anchorId="08E413D6" wp14:editId="30D99DC2">
             <wp:extent cx="6120000" cy="5984000"/>
+            <wp:effectExtent l="0" t="0" r="0" b="0"/>
             <wp:docPr id="2" name="Picture 2" descr="Рисунок 2 — UI Kit і стани основних елементів"/>
             <wp:cNvGraphicFramePr>
-              <a:graphicFrameLocks noChangeAspect="1"/>
+              <a:graphicFrameLocks xmlns:a="http://schemas.openxmlformats.org/drawingml/2006/main" noChangeAspect="1"/>
             </wp:cNvGraphicFramePr>
-            <a:graphic>
+            <a:graphic xmlns:a="http://schemas.openxmlformats.org/drawingml/2006/main">
               <a:graphicData uri="http://schemas.openxmlformats.org/drawingml/2006/picture">
-                <pic:pic>
+                <pic:pic xmlns:pic="http://schemas.openxmlformats.org/drawingml/2006/picture">
                   <pic:nvPicPr>
                     <pic:cNvPr id="0" name="ui-kit.png"/>
                     <pic:cNvPicPr/>
                   </pic:nvPicPr>
                   <pic:blipFill>
-                    <a:blip r:embed="rId19"/>
+                    <a:blip r:embed="rId9"/>
                     <a:stretch>
                       <a:fillRect/>
                     </a:stretch>
@@ -687,7 +719,9 @@
                       <a:off x="0" y="0"/>
                       <a:ext cx="6120000" cy="5984000"/>
                     </a:xfrm>
-                    <a:prstGeom prst="rect"/>
+                    <a:prstGeom prst="rect">
+                      <a:avLst/>
+                    </a:prstGeom>
                   </pic:spPr>
                 </pic:pic>
               </a:graphicData>
@@ -698,53 +732,64 @@
     </w:p>
     <w:p>
       <w:pPr>
-        <w:spacing w:line="240" w:lineRule="auto" w:after="120"/>
+        <w:spacing w:after="120" w:line="240" w:lineRule="auto"/>
         <w:ind w:firstLine="0"/>
         <w:jc w:val="center"/>
+        <w:rPr>
+          <w:rFonts w:cs="Times New Roman"/>
+          <w:szCs w:val="28"/>
+        </w:rPr>
       </w:pPr>
       <w:r>
         <w:rPr>
-          <w:rFonts w:ascii="Times New Roman" w:hAnsi="Times New Roman"/>
-          <w:b w:val="0"/>
+          <w:rFonts w:cs="Times New Roman"/>
           <w:color w:val="000000"/>
-          <w:sz w:val="22"/>
-        </w:rPr>
-        <w:t>Рисунок 2 — UI Kit і стани основних елементів</w:t>
+          <w:szCs w:val="28"/>
+        </w:rPr>
+        <w:t>Рисунок 2 UI Kit і стани основних елементів</w:t>
       </w:r>
     </w:p>
     <w:p>
       <w:pPr>
-        <w:keepNext/>
-        <w:pageBreakBefore/>
-        <w:spacing w:before="0" w:after="160" w:line="276" w:lineRule="auto"/>
-        <w:ind w:firstLine="0"/>
-        <w:jc w:val="left"/>
+        <w:pStyle w:val="10"/>
+        <w:rPr>
+          <w:rFonts w:cs="Times New Roman"/>
+          <w:szCs w:val="28"/>
+        </w:rPr>
       </w:pPr>
       <w:r>
         <w:rPr>
-          <w:rFonts w:ascii="Times New Roman" w:hAnsi="Times New Roman"/>
-          <w:b/>
-          <w:color w:val="000000"/>
-          <w:sz w:val="28"/>
-        </w:rPr>
-        <w:t>3 Головна стрічка обговорень</w:t>
+          <w:rFonts w:cs="Times New Roman"/>
+          <w:szCs w:val="28"/>
+        </w:rPr>
+        <w:t>Головна стрічка обговорень</w:t>
       </w:r>
     </w:p>
     <w:p>
       <w:pPr>
-        <w:widowControl/>
-        <w:spacing w:line="360" w:lineRule="auto" w:before="0" w:after="120"/>
+        <w:spacing w:after="120"/>
         <w:ind w:firstLine="709"/>
-        <w:jc w:val="both"/>
+        <w:rPr>
+          <w:rFonts w:cs="Times New Roman"/>
+          <w:szCs w:val="28"/>
+        </w:rPr>
       </w:pPr>
       <w:r>
         <w:rPr>
-          <w:rFonts w:ascii="Times New Roman" w:hAnsi="Times New Roman"/>
-          <w:b w:val="0"/>
+          <w:rFonts w:cs="Times New Roman"/>
           <w:color w:val="000000"/>
-          <w:sz w:val="28"/>
-        </w:rPr>
-        <w:t>Стрічка є початковою сторінкою після входу. Єдина бічна навігація містить розділи спільноти та категорії. У верхній частині розташовано пошук, фільтри і кнопку створення теми. Дублювання навігації та надлишкові групи фільтрів початкового макета прибрано.</w:t>
+          <w:szCs w:val="28"/>
+        </w:rPr>
+        <w:t xml:space="preserve">Стрічка є початковою сторінкою після входу. Єдина бічна навігація містить розділи спільноти та категорії. У верхній частині розташовано пошук, </w:t>
+      </w:r>
+      <w:r>
+        <w:rPr>
+          <w:rFonts w:cs="Times New Roman"/>
+          <w:color w:val="000000"/>
+          <w:szCs w:val="28"/>
+        </w:rPr>
+        <w:lastRenderedPageBreak/>
+        <w:t>фільтри і кнопку створення теми. Дублювання навігації та надлишкові групи фільтрів початкового макета прибрано.</w:t>
       </w:r>
     </w:p>
     <w:p>
@@ -753,24 +798,34 @@
         <w:spacing w:after="40" w:line="240" w:lineRule="auto"/>
         <w:ind w:firstLine="0"/>
         <w:jc w:val="center"/>
+        <w:rPr>
+          <w:rFonts w:cs="Times New Roman"/>
+          <w:szCs w:val="28"/>
+        </w:rPr>
       </w:pPr>
       <w:r>
+        <w:rPr>
+          <w:rFonts w:cs="Times New Roman"/>
+          <w:noProof/>
+          <w:szCs w:val="28"/>
+        </w:rPr>
         <w:drawing>
-          <wp:inline xmlns:a="http://schemas.openxmlformats.org/drawingml/2006/main" xmlns:pic="http://schemas.openxmlformats.org/drawingml/2006/picture">
+          <wp:inline distT="0" distB="0" distL="0" distR="0" wp14:anchorId="2785EAFA" wp14:editId="579447F2">
             <wp:extent cx="6120000" cy="5440000"/>
+            <wp:effectExtent l="0" t="0" r="0" b="0"/>
             <wp:docPr id="3" name="Picture 3" descr="Рисунок 3 — Фінальний дизайн головної стрічки"/>
             <wp:cNvGraphicFramePr>
-              <a:graphicFrameLocks noChangeAspect="1"/>
+              <a:graphicFrameLocks xmlns:a="http://schemas.openxmlformats.org/drawingml/2006/main" noChangeAspect="1"/>
             </wp:cNvGraphicFramePr>
-            <a:graphic>
+            <a:graphic xmlns:a="http://schemas.openxmlformats.org/drawingml/2006/main">
               <a:graphicData uri="http://schemas.openxmlformats.org/drawingml/2006/picture">
-                <pic:pic>
+                <pic:pic xmlns:pic="http://schemas.openxmlformats.org/drawingml/2006/picture">
                   <pic:nvPicPr>
                     <pic:cNvPr id="0" name="feed.png"/>
                     <pic:cNvPicPr/>
                   </pic:nvPicPr>
                   <pic:blipFill>
-                    <a:blip r:embed="rId20"/>
+                    <a:blip r:embed="rId10"/>
                     <a:stretch>
                       <a:fillRect/>
                     </a:stretch>
@@ -780,7 +835,9 @@
                       <a:off x="0" y="0"/>
                       <a:ext cx="6120000" cy="5440000"/>
                     </a:xfrm>
-                    <a:prstGeom prst="rect"/>
+                    <a:prstGeom prst="rect">
+                      <a:avLst/>
+                    </a:prstGeom>
                   </pic:spPr>
                 </pic:pic>
               </a:graphicData>
@@ -791,70 +848,74 @@
     </w:p>
     <w:p>
       <w:pPr>
-        <w:spacing w:line="240" w:lineRule="auto" w:after="120"/>
+        <w:spacing w:after="120" w:line="240" w:lineRule="auto"/>
         <w:ind w:firstLine="0"/>
         <w:jc w:val="center"/>
+        <w:rPr>
+          <w:rFonts w:cs="Times New Roman"/>
+          <w:szCs w:val="28"/>
+        </w:rPr>
       </w:pPr>
       <w:r>
         <w:rPr>
-          <w:rFonts w:ascii="Times New Roman" w:hAnsi="Times New Roman"/>
-          <w:b w:val="0"/>
+          <w:rFonts w:cs="Times New Roman"/>
           <w:color w:val="000000"/>
-          <w:sz w:val="22"/>
-        </w:rPr>
-        <w:t>Рисунок 3 — Фінальний дизайн головної стрічки</w:t>
+          <w:szCs w:val="28"/>
+        </w:rPr>
+        <w:t>Рисунок 3 Фінальний дизайн головної стрічки</w:t>
       </w:r>
     </w:p>
     <w:p>
       <w:pPr>
-        <w:widowControl/>
-        <w:spacing w:line="360" w:lineRule="auto" w:before="0" w:after="120"/>
+        <w:spacing w:after="120"/>
         <w:ind w:firstLine="709"/>
-        <w:jc w:val="both"/>
+        <w:rPr>
+          <w:rFonts w:cs="Times New Roman"/>
+          <w:szCs w:val="28"/>
+        </w:rPr>
       </w:pPr>
       <w:r>
         <w:rPr>
-          <w:rFonts w:ascii="Times New Roman" w:hAnsi="Times New Roman"/>
-          <w:b w:val="0"/>
+          <w:rFonts w:cs="Times New Roman"/>
           <w:color w:val="000000"/>
-          <w:sz w:val="28"/>
+          <w:szCs w:val="28"/>
         </w:rPr>
         <w:t>Картка показує автора, заголовок, короткий опис, теги й стан обговорення. Другорядні матеріали винесено у праву колонку, щоб вони не переривали перегляд тем. Заголовки помітніші за метадані, а основна дія має стабільне розташування.</w:t>
       </w:r>
     </w:p>
     <w:p>
       <w:pPr>
-        <w:keepNext/>
-        <w:pageBreakBefore/>
-        <w:spacing w:before="0" w:after="160" w:line="276" w:lineRule="auto"/>
-        <w:ind w:firstLine="0"/>
-        <w:jc w:val="left"/>
+        <w:pStyle w:val="10"/>
       </w:pPr>
       <w:r>
-        <w:rPr>
-          <w:rFonts w:ascii="Times New Roman" w:hAnsi="Times New Roman"/>
-          <w:b/>
-          <w:color w:val="000000"/>
-          <w:sz w:val="28"/>
-        </w:rPr>
-        <w:t>4 Сторінка створення теми</w:t>
+        <w:t>Сторінка створення теми</w:t>
       </w:r>
     </w:p>
     <w:p>
       <w:pPr>
-        <w:widowControl/>
-        <w:spacing w:line="360" w:lineRule="auto" w:before="0" w:after="120"/>
+        <w:spacing w:after="120"/>
         <w:ind w:firstLine="709"/>
-        <w:jc w:val="both"/>
+        <w:rPr>
+          <w:rFonts w:cs="Times New Roman"/>
+          <w:szCs w:val="28"/>
+        </w:rPr>
       </w:pPr>
       <w:r>
         <w:rPr>
-          <w:rFonts w:ascii="Times New Roman" w:hAnsi="Times New Roman"/>
-          <w:b w:val="0"/>
+          <w:rFonts w:cs="Times New Roman"/>
           <w:color w:val="000000"/>
-          <w:sz w:val="28"/>
-        </w:rPr>
-        <w:t>Довгу форму винесено на окрему сторінку. Поля заповнюються послідовно: заголовок, категорія, тип теми, теги та опис. Обов’язкові поля позначено, поруч розміщено короткі пояснення. Редактор має зони написання, попереднього перегляду та вставки коду.</w:t>
+          <w:szCs w:val="28"/>
+        </w:rPr>
+        <w:t xml:space="preserve">Довгу форму винесено на окрему сторінку. Поля заповнюються послідовно: заголовок, категорія, тип теми, теги та опис. Обов’язкові поля </w:t>
+      </w:r>
+      <w:r>
+        <w:rPr>
+          <w:rFonts w:cs="Times New Roman"/>
+          <w:color w:val="000000"/>
+          <w:szCs w:val="28"/>
+        </w:rPr>
+        <w:lastRenderedPageBreak/>
+        <w:t>позначено, поруч розміщено короткі пояснення. Редактор має зони написання, попереднього перегляду та вставки коду.</w:t>
       </w:r>
     </w:p>
     <w:p>
@@ -863,24 +924,34 @@
         <w:spacing w:after="40" w:line="240" w:lineRule="auto"/>
         <w:ind w:firstLine="0"/>
         <w:jc w:val="center"/>
+        <w:rPr>
+          <w:rFonts w:cs="Times New Roman"/>
+          <w:szCs w:val="28"/>
+        </w:rPr>
       </w:pPr>
       <w:r>
+        <w:rPr>
+          <w:rFonts w:cs="Times New Roman"/>
+          <w:noProof/>
+          <w:szCs w:val="28"/>
+        </w:rPr>
         <w:drawing>
-          <wp:inline xmlns:a="http://schemas.openxmlformats.org/drawingml/2006/main" xmlns:pic="http://schemas.openxmlformats.org/drawingml/2006/picture">
+          <wp:inline distT="0" distB="0" distL="0" distR="0" wp14:anchorId="6E98E18F" wp14:editId="7A121232">
             <wp:extent cx="6120000" cy="5440000"/>
+            <wp:effectExtent l="0" t="0" r="0" b="0"/>
             <wp:docPr id="4" name="Picture 4" descr="Рисунок 4 — Створення теми та підготовка Code Review"/>
             <wp:cNvGraphicFramePr>
-              <a:graphicFrameLocks noChangeAspect="1"/>
+              <a:graphicFrameLocks xmlns:a="http://schemas.openxmlformats.org/drawingml/2006/main" noChangeAspect="1"/>
             </wp:cNvGraphicFramePr>
-            <a:graphic>
+            <a:graphic xmlns:a="http://schemas.openxmlformats.org/drawingml/2006/main">
               <a:graphicData uri="http://schemas.openxmlformats.org/drawingml/2006/picture">
-                <pic:pic>
+                <pic:pic xmlns:pic="http://schemas.openxmlformats.org/drawingml/2006/picture">
                   <pic:nvPicPr>
                     <pic:cNvPr id="0" name="create.png"/>
                     <pic:cNvPicPr/>
                   </pic:nvPicPr>
                   <pic:blipFill>
-                    <a:blip r:embed="rId21"/>
+                    <a:blip r:embed="rId11"/>
                     <a:stretch>
                       <a:fillRect/>
                     </a:stretch>
@@ -890,7 +961,9 @@
                       <a:off x="0" y="0"/>
                       <a:ext cx="6120000" cy="5440000"/>
                     </a:xfrm>
-                    <a:prstGeom prst="rect"/>
+                    <a:prstGeom prst="rect">
+                      <a:avLst/>
+                    </a:prstGeom>
                   </pic:spPr>
                 </pic:pic>
               </a:graphicData>
@@ -901,70 +974,74 @@
     </w:p>
     <w:p>
       <w:pPr>
-        <w:spacing w:line="240" w:lineRule="auto" w:after="120"/>
+        <w:spacing w:after="120" w:line="240" w:lineRule="auto"/>
         <w:ind w:firstLine="0"/>
         <w:jc w:val="center"/>
+        <w:rPr>
+          <w:rFonts w:cs="Times New Roman"/>
+          <w:szCs w:val="28"/>
+        </w:rPr>
       </w:pPr>
       <w:r>
         <w:rPr>
-          <w:rFonts w:ascii="Times New Roman" w:hAnsi="Times New Roman"/>
-          <w:b w:val="0"/>
+          <w:rFonts w:cs="Times New Roman"/>
           <w:color w:val="000000"/>
-          <w:sz w:val="22"/>
-        </w:rPr>
-        <w:t>Рисунок 4 — Створення теми та підготовка Code Review</w:t>
+          <w:szCs w:val="28"/>
+        </w:rPr>
+        <w:t>Рисунок 4 Створення теми та підготовка Code Review</w:t>
       </w:r>
     </w:p>
     <w:p>
       <w:pPr>
-        <w:widowControl/>
-        <w:spacing w:line="360" w:lineRule="auto" w:before="0" w:after="120"/>
+        <w:spacing w:after="120"/>
         <w:ind w:firstLine="709"/>
-        <w:jc w:val="both"/>
+        <w:rPr>
+          <w:rFonts w:cs="Times New Roman"/>
+          <w:szCs w:val="28"/>
+        </w:rPr>
       </w:pPr>
       <w:r>
         <w:rPr>
-          <w:rFonts w:ascii="Times New Roman" w:hAnsi="Times New Roman"/>
-          <w:b w:val="0"/>
+          <w:rFonts w:cs="Times New Roman"/>
           <w:color w:val="000000"/>
-          <w:sz w:val="28"/>
+          <w:szCs w:val="28"/>
         </w:rPr>
         <w:t>Чернетка й публікація є окремими діями. Права колонка нагадує, яку інформацію додати для корисної відповіді. У прототипі публікація переводить до демонстраційного Code Review; збереження даних буде реалізовано на наступних етапах.</w:t>
       </w:r>
     </w:p>
     <w:p>
       <w:pPr>
-        <w:keepNext/>
-        <w:pageBreakBefore/>
-        <w:spacing w:before="0" w:after="160" w:line="276" w:lineRule="auto"/>
-        <w:ind w:firstLine="0"/>
-        <w:jc w:val="left"/>
+        <w:pStyle w:val="10"/>
       </w:pPr>
       <w:r>
-        <w:rPr>
-          <w:rFonts w:ascii="Times New Roman" w:hAnsi="Times New Roman"/>
-          <w:b/>
-          <w:color w:val="000000"/>
-          <w:sz w:val="28"/>
-        </w:rPr>
-        <w:t>5 Сторінка обговорення</w:t>
+        <w:t>Сторінка обговорення</w:t>
       </w:r>
     </w:p>
     <w:p>
       <w:pPr>
-        <w:widowControl/>
-        <w:spacing w:line="360" w:lineRule="auto" w:before="0" w:after="120"/>
+        <w:spacing w:after="120"/>
         <w:ind w:firstLine="709"/>
-        <w:jc w:val="both"/>
+        <w:rPr>
+          <w:rFonts w:cs="Times New Roman"/>
+          <w:szCs w:val="28"/>
+        </w:rPr>
       </w:pPr>
       <w:r>
         <w:rPr>
-          <w:rFonts w:ascii="Times New Roman" w:hAnsi="Times New Roman"/>
-          <w:b w:val="0"/>
+          <w:rFonts w:cs="Times New Roman"/>
           <w:color w:val="000000"/>
-          <w:sz w:val="28"/>
-        </w:rPr>
-        <w:t>Сторінка зберігає контекст питання: автора, пояснення, повідомлення про помилку та приклад коду. Питання і відповіді мають окремі блоки. Прийняту відповідь виділено підписом і кольором, щоб користувач швидко знаходив запропоноване рішення.</w:t>
+          <w:szCs w:val="28"/>
+        </w:rPr>
+        <w:t xml:space="preserve">Сторінка зберігає контекст питання: автора, пояснення, повідомлення про помилку та приклад коду. Питання і відповіді мають окремі блоки. Прийняту </w:t>
+      </w:r>
+      <w:r>
+        <w:rPr>
+          <w:rFonts w:cs="Times New Roman"/>
+          <w:color w:val="000000"/>
+          <w:szCs w:val="28"/>
+        </w:rPr>
+        <w:lastRenderedPageBreak/>
+        <w:t>відповідь виділено підписом і кольором, щоб користувач швидко знаходив запропоноване рішення.</w:t>
       </w:r>
     </w:p>
     <w:p>
@@ -973,24 +1050,34 @@
         <w:spacing w:after="40" w:line="240" w:lineRule="auto"/>
         <w:ind w:firstLine="0"/>
         <w:jc w:val="center"/>
+        <w:rPr>
+          <w:rFonts w:cs="Times New Roman"/>
+          <w:szCs w:val="28"/>
+        </w:rPr>
       </w:pPr>
       <w:r>
+        <w:rPr>
+          <w:rFonts w:cs="Times New Roman"/>
+          <w:noProof/>
+          <w:szCs w:val="28"/>
+        </w:rPr>
         <w:drawing>
-          <wp:inline xmlns:a="http://schemas.openxmlformats.org/drawingml/2006/main" xmlns:pic="http://schemas.openxmlformats.org/drawingml/2006/picture">
+          <wp:inline distT="0" distB="0" distL="0" distR="0" wp14:anchorId="2251140F" wp14:editId="1B7B3BB9">
             <wp:extent cx="6120000" cy="5440000"/>
+            <wp:effectExtent l="0" t="0" r="0" b="0"/>
             <wp:docPr id="5" name="Picture 5" descr="Рисунок 5 — Питання та прийнята відповідь"/>
             <wp:cNvGraphicFramePr>
-              <a:graphicFrameLocks noChangeAspect="1"/>
+              <a:graphicFrameLocks xmlns:a="http://schemas.openxmlformats.org/drawingml/2006/main" noChangeAspect="1"/>
             </wp:cNvGraphicFramePr>
-            <a:graphic>
+            <a:graphic xmlns:a="http://schemas.openxmlformats.org/drawingml/2006/main">
               <a:graphicData uri="http://schemas.openxmlformats.org/drawingml/2006/picture">
-                <pic:pic>
+                <pic:pic xmlns:pic="http://schemas.openxmlformats.org/drawingml/2006/picture">
                   <pic:nvPicPr>
                     <pic:cNvPr id="0" name="discussion.png"/>
                     <pic:cNvPicPr/>
                   </pic:nvPicPr>
                   <pic:blipFill>
-                    <a:blip r:embed="rId22"/>
+                    <a:blip r:embed="rId12"/>
                     <a:stretch>
                       <a:fillRect/>
                     </a:stretch>
@@ -1000,7 +1087,9 @@
                       <a:off x="0" y="0"/>
                       <a:ext cx="6120000" cy="5440000"/>
                     </a:xfrm>
-                    <a:prstGeom prst="rect"/>
+                    <a:prstGeom prst="rect">
+                      <a:avLst/>
+                    </a:prstGeom>
                   </pic:spPr>
                 </pic:pic>
               </a:graphicData>
@@ -1011,70 +1100,74 @@
     </w:p>
     <w:p>
       <w:pPr>
-        <w:spacing w:line="240" w:lineRule="auto" w:after="120"/>
+        <w:spacing w:after="120" w:line="240" w:lineRule="auto"/>
         <w:ind w:firstLine="0"/>
         <w:jc w:val="center"/>
+        <w:rPr>
+          <w:rFonts w:cs="Times New Roman"/>
+          <w:szCs w:val="28"/>
+        </w:rPr>
       </w:pPr>
       <w:r>
         <w:rPr>
-          <w:rFonts w:ascii="Times New Roman" w:hAnsi="Times New Roman"/>
-          <w:b w:val="0"/>
+          <w:rFonts w:cs="Times New Roman"/>
           <w:color w:val="000000"/>
-          <w:sz w:val="22"/>
-        </w:rPr>
-        <w:t>Рисунок 5 — Питання та прийнята відповідь</w:t>
+          <w:szCs w:val="28"/>
+        </w:rPr>
+        <w:t>Рисунок 5 Питання та прийнята відповідь</w:t>
       </w:r>
     </w:p>
     <w:p>
       <w:pPr>
-        <w:widowControl/>
-        <w:spacing w:line="360" w:lineRule="auto" w:before="0" w:after="120"/>
+        <w:spacing w:after="120"/>
         <w:ind w:firstLine="709"/>
-        <w:jc w:val="both"/>
+        <w:rPr>
+          <w:rFonts w:cs="Times New Roman"/>
+          <w:szCs w:val="28"/>
+        </w:rPr>
       </w:pPr>
       <w:r>
         <w:rPr>
-          <w:rFonts w:ascii="Times New Roman" w:hAnsi="Times New Roman"/>
-          <w:b w:val="0"/>
+          <w:rFonts w:cs="Times New Roman"/>
           <w:color w:val="000000"/>
-          <w:sz w:val="28"/>
+          <w:szCs w:val="28"/>
         </w:rPr>
         <w:t>Блоки коду мають моноширинний шрифт, номери рядків і підсвічування синтаксису. Профіль автора та пов’язані теми розташовано у правій колонці. Окрема кнопка відповіді показує наступний крок, коли користувач має власне пояснення.</w:t>
       </w:r>
     </w:p>
     <w:p>
       <w:pPr>
-        <w:keepNext/>
-        <w:pageBreakBefore/>
-        <w:spacing w:before="0" w:after="160" w:line="276" w:lineRule="auto"/>
-        <w:ind w:firstLine="0"/>
-        <w:jc w:val="left"/>
+        <w:pStyle w:val="10"/>
       </w:pPr>
       <w:r>
-        <w:rPr>
-          <w:rFonts w:ascii="Times New Roman" w:hAnsi="Times New Roman"/>
-          <w:b/>
-          <w:color w:val="000000"/>
-          <w:sz w:val="28"/>
-        </w:rPr>
-        <w:t>6 Екран Code Review</w:t>
+        <w:t>Екран Code Review</w:t>
       </w:r>
     </w:p>
     <w:p>
       <w:pPr>
-        <w:widowControl/>
-        <w:spacing w:line="360" w:lineRule="auto" w:before="0" w:after="120"/>
+        <w:spacing w:after="120"/>
         <w:ind w:firstLine="709"/>
-        <w:jc w:val="both"/>
+        <w:rPr>
+          <w:rFonts w:cs="Times New Roman"/>
+          <w:szCs w:val="28"/>
+        </w:rPr>
       </w:pPr>
       <w:r>
         <w:rPr>
-          <w:rFonts w:ascii="Times New Roman" w:hAnsi="Times New Roman"/>
-          <w:b w:val="0"/>
+          <w:rFonts w:cs="Times New Roman"/>
           <w:color w:val="000000"/>
-          <w:sz w:val="28"/>
-        </w:rPr>
-        <w:t>Code Review організовано навколо конкретного файлу та рядка. Користувач бачить змінені файли, фрагмент коду, коментар ментора і критерії перевірки. Виділений рядок 8 пов’язано з поясненням помилки, тому відгук має чіткий контекст.</w:t>
+          <w:szCs w:val="28"/>
+        </w:rPr>
+        <w:t xml:space="preserve">Code Review організовано навколо конкретного файлу та рядка. Користувач бачить змінені файли, фрагмент коду, коментар ментора і критерії </w:t>
+      </w:r>
+      <w:r>
+        <w:rPr>
+          <w:rFonts w:cs="Times New Roman"/>
+          <w:color w:val="000000"/>
+          <w:szCs w:val="28"/>
+        </w:rPr>
+        <w:lastRenderedPageBreak/>
+        <w:t>перевірки. Виділений рядок 8 пов’язано з поясненням помилки, тому відгук має чіткий контекст.</w:t>
       </w:r>
     </w:p>
     <w:p>
@@ -1083,24 +1176,34 @@
         <w:spacing w:after="40" w:line="240" w:lineRule="auto"/>
         <w:ind w:firstLine="0"/>
         <w:jc w:val="center"/>
+        <w:rPr>
+          <w:rFonts w:cs="Times New Roman"/>
+          <w:szCs w:val="28"/>
+        </w:rPr>
       </w:pPr>
       <w:r>
+        <w:rPr>
+          <w:rFonts w:cs="Times New Roman"/>
+          <w:noProof/>
+          <w:szCs w:val="28"/>
+        </w:rPr>
         <w:drawing>
-          <wp:inline xmlns:a="http://schemas.openxmlformats.org/drawingml/2006/main" xmlns:pic="http://schemas.openxmlformats.org/drawingml/2006/picture">
+          <wp:inline distT="0" distB="0" distL="0" distR="0" wp14:anchorId="61AEEB7E" wp14:editId="0E8D1EF6">
             <wp:extent cx="6120000" cy="5440000"/>
+            <wp:effectExtent l="0" t="0" r="0" b="0"/>
             <wp:docPr id="6" name="Picture 6" descr="Рисунок 6 — Код, коментар до рядка та критерії перевірки"/>
             <wp:cNvGraphicFramePr>
-              <a:graphicFrameLocks noChangeAspect="1"/>
+              <a:graphicFrameLocks xmlns:a="http://schemas.openxmlformats.org/drawingml/2006/main" noChangeAspect="1"/>
             </wp:cNvGraphicFramePr>
-            <a:graphic>
+            <a:graphic xmlns:a="http://schemas.openxmlformats.org/drawingml/2006/main">
               <a:graphicData uri="http://schemas.openxmlformats.org/drawingml/2006/picture">
-                <pic:pic>
+                <pic:pic xmlns:pic="http://schemas.openxmlformats.org/drawingml/2006/picture">
                   <pic:nvPicPr>
                     <pic:cNvPr id="0" name="review.png"/>
                     <pic:cNvPicPr/>
                   </pic:nvPicPr>
                   <pic:blipFill>
-                    <a:blip r:embed="rId23"/>
+                    <a:blip r:embed="rId13"/>
                     <a:stretch>
                       <a:fillRect/>
                     </a:stretch>
@@ -1110,7 +1213,9 @@
                       <a:off x="0" y="0"/>
                       <a:ext cx="6120000" cy="5440000"/>
                     </a:xfrm>
-                    <a:prstGeom prst="rect"/>
+                    <a:prstGeom prst="rect">
+                      <a:avLst/>
+                    </a:prstGeom>
                   </pic:spPr>
                 </pic:pic>
               </a:graphicData>
@@ -1121,70 +1226,74 @@
     </w:p>
     <w:p>
       <w:pPr>
-        <w:spacing w:line="240" w:lineRule="auto" w:after="120"/>
+        <w:spacing w:after="120" w:line="240" w:lineRule="auto"/>
         <w:ind w:firstLine="0"/>
         <w:jc w:val="center"/>
+        <w:rPr>
+          <w:rFonts w:cs="Times New Roman"/>
+          <w:szCs w:val="28"/>
+        </w:rPr>
       </w:pPr>
       <w:r>
         <w:rPr>
-          <w:rFonts w:ascii="Times New Roman" w:hAnsi="Times New Roman"/>
-          <w:b w:val="0"/>
+          <w:rFonts w:cs="Times New Roman"/>
           <w:color w:val="000000"/>
-          <w:sz w:val="22"/>
-        </w:rPr>
-        <w:t>Рисунок 6 — Код, коментар до рядка та критерії перевірки</w:t>
+          <w:szCs w:val="28"/>
+        </w:rPr>
+        <w:t>Рисунок 6 Код, коментар до рядка та критерії перевірки</w:t>
       </w:r>
     </w:p>
     <w:p>
       <w:pPr>
-        <w:widowControl/>
-        <w:spacing w:line="360" w:lineRule="auto" w:before="0" w:after="120"/>
+        <w:spacing w:after="120"/>
         <w:ind w:firstLine="709"/>
-        <w:jc w:val="both"/>
+        <w:rPr>
+          <w:rFonts w:cs="Times New Roman"/>
+          <w:szCs w:val="28"/>
+        </w:rPr>
       </w:pPr>
       <w:r>
         <w:rPr>
-          <w:rFonts w:ascii="Times New Roman" w:hAnsi="Times New Roman"/>
-          <w:b w:val="0"/>
+          <w:rFonts w:cs="Times New Roman"/>
           <w:color w:val="000000"/>
-          <w:sz w:val="28"/>
+          <w:szCs w:val="28"/>
         </w:rPr>
         <w:t>Статус «Потребує змін» відрізняє перевірку від завершеного обговорення. Підсумковий відгук відокремлено від локального коментаря: перший описує роботу загалом, другий — конкретний фрагмент. Це дає основу для майбутньої моделі Review і Comment.</w:t>
       </w:r>
     </w:p>
     <w:p>
       <w:pPr>
-        <w:keepNext/>
-        <w:pageBreakBefore/>
-        <w:spacing w:before="0" w:after="160" w:line="276" w:lineRule="auto"/>
-        <w:ind w:firstLine="0"/>
-        <w:jc w:val="left"/>
+        <w:pStyle w:val="10"/>
       </w:pPr>
       <w:r>
-        <w:rPr>
-          <w:rFonts w:ascii="Times New Roman" w:hAnsi="Times New Roman"/>
-          <w:b/>
-          <w:color w:val="000000"/>
-          <w:sz w:val="28"/>
-        </w:rPr>
-        <w:t>7 Авторизація та реєстрація</w:t>
+        <w:t>Авторизація та реєстрація</w:t>
       </w:r>
     </w:p>
     <w:p>
       <w:pPr>
-        <w:widowControl/>
-        <w:spacing w:line="360" w:lineRule="auto" w:before="0" w:after="120"/>
+        <w:spacing w:after="120"/>
         <w:ind w:firstLine="709"/>
-        <w:jc w:val="both"/>
+        <w:rPr>
+          <w:rFonts w:cs="Times New Roman"/>
+          <w:szCs w:val="28"/>
+        </w:rPr>
       </w:pPr>
       <w:r>
         <w:rPr>
-          <w:rFonts w:ascii="Times New Roman" w:hAnsi="Times New Roman"/>
-          <w:b w:val="0"/>
+          <w:rFonts w:cs="Times New Roman"/>
           <w:color w:val="000000"/>
-          <w:sz w:val="28"/>
-        </w:rPr>
-        <w:t>Вхід і створення акаунта мають окремі екрани зі спільною структурою. Поля мають постійні підписи, основна дія виділена, перехід між формами показано явно. Ліва частина пояснює призначення платформи на прикладі відгуку до коду.</w:t>
+          <w:szCs w:val="28"/>
+        </w:rPr>
+        <w:t xml:space="preserve">Вхід і створення акаунта мають окремі екрани зі спільною структурою. Поля мають постійні підписи, основна дія виділена, перехід між формами </w:t>
+      </w:r>
+      <w:r>
+        <w:rPr>
+          <w:rFonts w:cs="Times New Roman"/>
+          <w:color w:val="000000"/>
+          <w:szCs w:val="28"/>
+        </w:rPr>
+        <w:lastRenderedPageBreak/>
+        <w:t>показано явно. Ліва частина пояснює призначення платформи на прикладі відгуку до коду.</w:t>
       </w:r>
     </w:p>
     <w:p>
@@ -1193,24 +1302,34 @@
         <w:spacing w:after="40" w:line="240" w:lineRule="auto"/>
         <w:ind w:firstLine="0"/>
         <w:jc w:val="center"/>
+        <w:rPr>
+          <w:rFonts w:cs="Times New Roman"/>
+          <w:szCs w:val="28"/>
+        </w:rPr>
       </w:pPr>
       <w:r>
+        <w:rPr>
+          <w:rFonts w:cs="Times New Roman"/>
+          <w:noProof/>
+          <w:szCs w:val="28"/>
+        </w:rPr>
         <w:drawing>
-          <wp:inline xmlns:a="http://schemas.openxmlformats.org/drawingml/2006/main" xmlns:pic="http://schemas.openxmlformats.org/drawingml/2006/picture">
+          <wp:inline distT="0" distB="0" distL="0" distR="0" wp14:anchorId="56E98334" wp14:editId="575B58CD">
             <wp:extent cx="4500000" cy="3200000"/>
+            <wp:effectExtent l="0" t="0" r="0" b="0"/>
             <wp:docPr id="7" name="Picture 7" descr="Рисунок 7 — Вхід до спільноти"/>
             <wp:cNvGraphicFramePr>
-              <a:graphicFrameLocks noChangeAspect="1"/>
+              <a:graphicFrameLocks xmlns:a="http://schemas.openxmlformats.org/drawingml/2006/main" noChangeAspect="1"/>
             </wp:cNvGraphicFramePr>
-            <a:graphic>
+            <a:graphic xmlns:a="http://schemas.openxmlformats.org/drawingml/2006/main">
               <a:graphicData uri="http://schemas.openxmlformats.org/drawingml/2006/picture">
-                <pic:pic>
+                <pic:pic xmlns:pic="http://schemas.openxmlformats.org/drawingml/2006/picture">
                   <pic:nvPicPr>
                     <pic:cNvPr id="0" name="login.png"/>
                     <pic:cNvPicPr/>
                   </pic:nvPicPr>
                   <pic:blipFill>
-                    <a:blip r:embed="rId24"/>
+                    <a:blip r:embed="rId14"/>
                     <a:stretch>
                       <a:fillRect/>
                     </a:stretch>
@@ -1220,7 +1339,9 @@
                       <a:off x="0" y="0"/>
                       <a:ext cx="4500000" cy="3200000"/>
                     </a:xfrm>
-                    <a:prstGeom prst="rect"/>
+                    <a:prstGeom prst="rect">
+                      <a:avLst/>
+                    </a:prstGeom>
                   </pic:spPr>
                 </pic:pic>
               </a:graphicData>
@@ -1231,18 +1352,21 @@
     </w:p>
     <w:p>
       <w:pPr>
-        <w:spacing w:line="240" w:lineRule="auto" w:after="120"/>
+        <w:spacing w:after="120" w:line="240" w:lineRule="auto"/>
         <w:ind w:firstLine="0"/>
         <w:jc w:val="center"/>
+        <w:rPr>
+          <w:rFonts w:cs="Times New Roman"/>
+          <w:szCs w:val="28"/>
+        </w:rPr>
       </w:pPr>
       <w:r>
         <w:rPr>
-          <w:rFonts w:ascii="Times New Roman" w:hAnsi="Times New Roman"/>
-          <w:b w:val="0"/>
+          <w:rFonts w:cs="Times New Roman"/>
           <w:color w:val="000000"/>
-          <w:sz w:val="22"/>
-        </w:rPr>
-        <w:t>Рисунок 7 — Вхід до спільноти</w:t>
+          <w:szCs w:val="28"/>
+        </w:rPr>
+        <w:t>Рисунок 7 Вхід до спільноти</w:t>
       </w:r>
     </w:p>
     <w:p>
@@ -1251,24 +1375,34 @@
         <w:spacing w:after="40" w:line="240" w:lineRule="auto"/>
         <w:ind w:firstLine="0"/>
         <w:jc w:val="center"/>
+        <w:rPr>
+          <w:rFonts w:cs="Times New Roman"/>
+          <w:szCs w:val="28"/>
+        </w:rPr>
       </w:pPr>
       <w:r>
+        <w:rPr>
+          <w:rFonts w:cs="Times New Roman"/>
+          <w:noProof/>
+          <w:szCs w:val="28"/>
+        </w:rPr>
         <w:drawing>
-          <wp:inline xmlns:a="http://schemas.openxmlformats.org/drawingml/2006/main" xmlns:pic="http://schemas.openxmlformats.org/drawingml/2006/picture">
+          <wp:inline distT="0" distB="0" distL="0" distR="0" wp14:anchorId="666A946D" wp14:editId="21CCFF47">
             <wp:extent cx="4500000" cy="3200000"/>
+            <wp:effectExtent l="0" t="0" r="0" b="0"/>
             <wp:docPr id="8" name="Picture 8" descr="Рисунок 8 — Реєстрація нового акаунта"/>
             <wp:cNvGraphicFramePr>
-              <a:graphicFrameLocks noChangeAspect="1"/>
+              <a:graphicFrameLocks xmlns:a="http://schemas.openxmlformats.org/drawingml/2006/main" noChangeAspect="1"/>
             </wp:cNvGraphicFramePr>
-            <a:graphic>
+            <a:graphic xmlns:a="http://schemas.openxmlformats.org/drawingml/2006/main">
               <a:graphicData uri="http://schemas.openxmlformats.org/drawingml/2006/picture">
-                <pic:pic>
+                <pic:pic xmlns:pic="http://schemas.openxmlformats.org/drawingml/2006/picture">
                   <pic:nvPicPr>
                     <pic:cNvPr id="0" name="register.png"/>
                     <pic:cNvPicPr/>
                   </pic:nvPicPr>
                   <pic:blipFill>
-                    <a:blip r:embed="rId25"/>
+                    <a:blip r:embed="rId15"/>
                     <a:stretch>
                       <a:fillRect/>
                     </a:stretch>
@@ -1278,7 +1412,9 @@
                       <a:off x="0" y="0"/>
                       <a:ext cx="4500000" cy="3200000"/>
                     </a:xfrm>
-                    <a:prstGeom prst="rect"/>
+                    <a:prstGeom prst="rect">
+                      <a:avLst/>
+                    </a:prstGeom>
                   </pic:spPr>
                 </pic:pic>
               </a:graphicData>
@@ -1289,109 +1425,121 @@
     </w:p>
     <w:p>
       <w:pPr>
-        <w:spacing w:line="240" w:lineRule="auto" w:after="120"/>
+        <w:spacing w:after="120" w:line="240" w:lineRule="auto"/>
         <w:ind w:firstLine="0"/>
         <w:jc w:val="center"/>
+        <w:rPr>
+          <w:rFonts w:cs="Times New Roman"/>
+          <w:szCs w:val="28"/>
+        </w:rPr>
       </w:pPr>
       <w:r>
         <w:rPr>
-          <w:rFonts w:ascii="Times New Roman" w:hAnsi="Times New Roman"/>
-          <w:b w:val="0"/>
+          <w:rFonts w:cs="Times New Roman"/>
           <w:color w:val="000000"/>
-          <w:sz w:val="22"/>
-        </w:rPr>
-        <w:t>Рисунок 8 — Реєстрація нового акаунта</w:t>
+          <w:szCs w:val="28"/>
+        </w:rPr>
+        <w:t>Рисунок 8 Реєстрація нового акаунта</w:t>
       </w:r>
     </w:p>
     <w:p>
       <w:pPr>
         <w:keepNext/>
         <w:pageBreakBefore/>
-        <w:spacing w:before="0" w:after="160" w:line="276" w:lineRule="auto"/>
+        <w:spacing w:after="160" w:line="276" w:lineRule="auto"/>
         <w:ind w:firstLine="0"/>
         <w:jc w:val="center"/>
+        <w:rPr>
+          <w:rFonts w:cs="Times New Roman"/>
+          <w:szCs w:val="28"/>
+        </w:rPr>
       </w:pPr>
       <w:r>
         <w:rPr>
-          <w:rFonts w:ascii="Times New Roman" w:hAnsi="Times New Roman"/>
+          <w:rFonts w:cs="Times New Roman"/>
           <w:b/>
           <w:color w:val="000000"/>
-          <w:sz w:val="28"/>
-        </w:rPr>
+          <w:szCs w:val="28"/>
+        </w:rPr>
+        <w:lastRenderedPageBreak/>
         <w:t>Висновки</w:t>
       </w:r>
     </w:p>
     <w:p>
       <w:pPr>
-        <w:widowControl/>
-        <w:spacing w:line="360" w:lineRule="auto" w:before="0" w:after="120"/>
+        <w:spacing w:after="120"/>
         <w:ind w:firstLine="709"/>
-        <w:jc w:val="both"/>
+        <w:rPr>
+          <w:rFonts w:cs="Times New Roman"/>
+          <w:szCs w:val="28"/>
+        </w:rPr>
       </w:pPr>
       <w:r>
         <w:rPr>
-          <w:rFonts w:ascii="Times New Roman" w:hAnsi="Times New Roman"/>
-          <w:b w:val="0"/>
+          <w:rFonts w:cs="Times New Roman"/>
           <w:color w:val="000000"/>
-          <w:sz w:val="28"/>
+          <w:szCs w:val="28"/>
         </w:rPr>
         <w:t>У результаті роботи створено фінальний дизайн CritiqueCore із чотирма основними сторінками та окремими екранами входу й реєстрації. Дизайн охоплює головний сценарій: користувач входить, знаходить або створює тему, читає відповіді та отримує відгук до конкретного рядка коду. Початкові макети стали основою для уточнення структури, а UI Kit забезпечив спільні правила для всіх екранів.</w:t>
       </w:r>
     </w:p>
     <w:p>
       <w:pPr>
-        <w:widowControl/>
-        <w:spacing w:line="360" w:lineRule="auto" w:before="0" w:after="120"/>
+        <w:spacing w:after="120"/>
         <w:ind w:firstLine="709"/>
-        <w:jc w:val="both"/>
+        <w:rPr>
+          <w:rFonts w:cs="Times New Roman"/>
+          <w:szCs w:val="28"/>
+        </w:rPr>
       </w:pPr>
       <w:r>
         <w:rPr>
-          <w:rFonts w:ascii="Times New Roman" w:hAnsi="Times New Roman"/>
-          <w:b w:val="0"/>
+          <w:rFonts w:cs="Times New Roman"/>
           <w:color w:val="000000"/>
-          <w:sz w:val="28"/>
+          <w:szCs w:val="28"/>
         </w:rPr>
         <w:t>Основні зміни стосуються інформаційної ієрархії. Єдина бічна навігація зменшує дублювання, стримане тло не конкурує зі змістом, а різна вага заголовків і метаданих допомагає переглядати теми. Ролі, статуси та прийнята відповідь пояснюють стан дискусії. Підписані стани важливі, оскільки сам колір не дає достатнього пояснення користувачеві.</w:t>
       </w:r>
     </w:p>
     <w:p>
       <w:pPr>
-        <w:widowControl/>
-        <w:spacing w:line="360" w:lineRule="auto" w:before="0" w:after="120"/>
+        <w:spacing w:after="120"/>
         <w:ind w:firstLine="709"/>
-        <w:jc w:val="both"/>
+        <w:rPr>
+          <w:rFonts w:cs="Times New Roman"/>
+          <w:szCs w:val="28"/>
+        </w:rPr>
       </w:pPr>
       <w:r>
         <w:rPr>
-          <w:rFonts w:ascii="Times New Roman" w:hAnsi="Times New Roman"/>
-          <w:b w:val="0"/>
+          <w:rFonts w:cs="Times New Roman"/>
           <w:color w:val="000000"/>
-          <w:sz w:val="28"/>
+          <w:szCs w:val="28"/>
         </w:rPr>
         <w:t>Компоненти й Auto Layout роблять макет придатним до подальших змін. Hug contents підлаштовує позначку під текст, Fill container заповнює ширину поля, Fixed задає розмір контролу. Відступи та порядок елементів мають зрозумілий зв’язок із майбутньою версткою на Flexbox. Стани Focus та Error задають візуальні вимоги; у реалізації їх потрібно доповнити клавіатурною навігацією, семантичною розміткою та перевіркою введення.</w:t>
       </w:r>
     </w:p>
     <w:p>
       <w:pPr>
-        <w:widowControl/>
-        <w:spacing w:line="360" w:lineRule="auto" w:before="0" w:after="120"/>
+        <w:spacing w:after="120"/>
         <w:ind w:firstLine="709"/>
-        <w:jc w:val="both"/>
+        <w:rPr>
+          <w:rFonts w:cs="Times New Roman"/>
+          <w:szCs w:val="28"/>
+        </w:rPr>
       </w:pPr>
       <w:r>
         <w:rPr>
-          <w:rFonts w:ascii="Times New Roman" w:hAnsi="Times New Roman"/>
-          <w:b w:val="0"/>
+          <w:rFonts w:cs="Times New Roman"/>
           <w:color w:val="000000"/>
-          <w:sz w:val="28"/>
+          <w:szCs w:val="28"/>
         </w:rPr>
         <w:t>Результатом цієї лабораторної є дизайн і демонстраційні переходи, а реалізація на React належить до наступних етапів. Спроєктовані елементи можна зіставити з майбутніми компонентами Button, Input, TopicCard та CodeBlock. Наступним кроком буде реалізація адаптивної верстки, робота з даними й перевірка поведінки інтерфейсу на різних розмірах екрана.</w:t>
       </w:r>
     </w:p>
     <w:sectPr>
-      <w:headerReference w:type="default" r:id="rId12"/>
-      <w:footerReference w:type="default" r:id="rId13"/>
+      <w:headerReference w:type="default" r:id="rId16"/>
+      <w:footerReference w:type="default" r:id="rId17"/>
       <w:type w:val="continuous"/>
       <w:pgSz w:w="11906" w:h="16838"/>
       <w:pgMar w:top="1134" w:right="567" w:bottom="1134" w:left="1701" w:header="709" w:footer="1202" w:gutter="0"/>
@@ -6467,6 +6615,7 @@
   <w:style w:type="character" w:default="1" w:styleId="a4">
     <w:name w:val="Default Paragraph Font"/>
     <w:uiPriority w:val="1"/>
+    <w:semiHidden/>
     <w:unhideWhenUsed/>
   </w:style>
   <w:style w:type="table" w:default="1" w:styleId="a5">
